--- a/FTIR_XRD_Toolkit_User_Guide.docx
+++ b/FTIR_XRD_Toolkit_User_Guide.docx
@@ -71,7 +71,7 @@
           <w:b/>
           <w:sz w:val="26"/>
         </w:rPr>
-        <w:t>User guide  ·  version 3.0.0</w:t>
+        <w:t>User guide  ·  version 3.1.0</w:t>
       </w:r>
     </w:p>
     <w:p/>
@@ -320,7 +320,7 @@
         <w:t>FTIR</w:t>
       </w:r>
       <w:r>
-        <w:t xml:space="preserve"> — overlay several spectra; smooth, baseline-correct, ATR-correct, differentiate and normalize; detect peaks (with optional shoulder resolution); screen them against a reference database of 224 materials and 99 functional-group correlations; fit Gaussian, Lorentzian or pseudo-Voigt profiles; calculate %T ↔ absorbance, peak area, FWHM and Beer–Lambert concentration.</w:t>
+        <w:t xml:space="preserve"> — overlay several spectra; smooth, baseline-correct, ATR-correct, differentiate and normalize; detect peaks (with optional shoulder resolution); screen them against a reference database of 237 materials and 99 functional-group correlations; fit Gaussian, Lorentzian or pseudo-Voigt profiles; calculate %T ↔ absorbance, peak area, FWHM and Beer–Lambert concentration.</w:t>
       </w:r>
     </w:p>
     <w:p>
@@ -428,7 +428,7 @@
           <w:rFonts w:ascii="Consolas" w:hAnsi="Consolas"/>
           <w:sz w:val="19"/>
         </w:rPr>
-        <w:t>installer\output\FTIR_XRD_ToolkitSetup-3.0.0.exe</w:t>
+        <w:t>installer\output\FTIR_XRD_ToolkitSetup-3.1.0.exe</w:t>
       </w:r>
       <w:r>
         <w:t xml:space="preserve"> and follow the wizard (it creates a Start-menu shortcut and, if you tick it, a desktop shortcut; it can be removed from Windows Settings › Apps).</w:t>
@@ -467,7 +467,7 @@
           <w:rFonts w:ascii="Consolas" w:hAnsi="Consolas"/>
           <w:sz w:val="19"/>
         </w:rPr>
-        <w:t>dist\FTIR_XRD_Toolkit-3.0.0-portable.zip</w:t>
+        <w:t>dist\FTIR_XRD_Toolkit-3.1.0-portable.zip</w:t>
       </w:r>
       <w:r>
         <w:t xml:space="preserve"> anywhere and run </w:t>
@@ -1322,7 +1322,7 @@
         <w:rPr>
           <w:b/>
         </w:rPr>
-        <w:t>Match to database</w:t>
+        <w:t>Match to database (each match gets a score and a tier: Strong, Moderate, Weak or Poor)</w:t>
       </w:r>
       <w:r>
         <w:t>.</w:t>
@@ -4184,8 +4184,96 @@
         <w:t>Figure 5. The About page: author, laboratory, database contents and environment.</w:t>
       </w:r>
     </w:p>
+    <w:p>
+      <w:pPr>
+        <w:pStyle w:val="Heading1"/>
+      </w:pPr>
+      <w:r>
+        <w:t>What's new in version 3.1.0</w:t>
+      </w:r>
+    </w:p>
+    <w:p>
+      <w:r>
+        <w:t>Matching and the XRD calculations were revised after independent reviews; docs/FTIR_MATCHING_PLAN.md and docs/XRD_REVIEW.md give the details.</w:t>
+      </w:r>
+    </w:p>
+    <w:p>
+      <w:pPr>
+        <w:pStyle w:val="ListBullet"/>
+      </w:pPr>
+      <w:r>
+        <w:rPr>
+          <w:b/>
+        </w:rPr>
+        <w:t>Weighted matching</w:t>
+      </w:r>
+      <w:r>
+        <w:t xml:space="preserve"> — bands count by their strength; the score combines forward and reverse coverage, penalises strong reference bands that are missing, and estimates how likely the match is by chance. Each match is labelled Strong, Moderate, Weak or Poor.</w:t>
+      </w:r>
+    </w:p>
+    <w:p>
+      <w:pPr>
+        <w:pStyle w:val="ListBullet"/>
+      </w:pPr>
+      <w:r>
+        <w:rPr>
+          <w:b/>
+        </w:rPr>
+        <w:t>Look-alikes</w:t>
+      </w:r>
+      <w:r>
+        <w:t xml:space="preserve"> — materials whose band lists a peak list cannot tell apart are named next to a strong match, so a close call is visible.</w:t>
+      </w:r>
+    </w:p>
+    <w:p>
+      <w:pPr>
+        <w:pStyle w:val="ListBullet"/>
+      </w:pPr>
+      <w:r>
+        <w:rPr>
+          <w:b/>
+        </w:rPr>
+        <w:t>Database 4.3</w:t>
+      </w:r>
+      <w:r>
+        <w:t xml:space="preserve"> — 237 materials, each with its source; entries added from online sources carry a provenance note and are marked where they still need checking against a measured reference spectrum.</w:t>
+      </w:r>
+    </w:p>
+    <w:p>
+      <w:pPr>
+        <w:pStyle w:val="ListBullet"/>
+      </w:pPr>
+      <w:r>
+        <w:rPr>
+          <w:b/>
+        </w:rPr>
+        <w:t>XRD</w:t>
+      </w:r>
+      <w:r>
+        <w:t xml:space="preserve"> — Kα2 stripping, instrumental broadening correction (Caglioti U, V, W), standard errors for Williamson–Hall size and strain, and peak detection against the local noise.</w:t>
+      </w:r>
+    </w:p>
+    <w:p>
+      <w:pPr>
+        <w:pStyle w:val="ListBullet"/>
+      </w:pPr>
+      <w:r>
+        <w:rPr>
+          <w:b/>
+        </w:rPr>
+        <w:t>Windows build</w:t>
+      </w:r>
+      <w:r>
+        <w:t xml:space="preserve"> — the installer and portable zip are built and self-tested automatically on GitHub (Actions › Windows build › artifact).</w:t>
+      </w:r>
+    </w:p>
     <w:sectPr>
       <w:footerReference w:type="default" r:id="rId15"/>
+      <w:headerReference w:type="default" r:id="rId16"/>
+      <w:headerReference w:type="first" r:id="rId17"/>
+      <w:footerReference w:type="first" r:id="rId18"/>
+      <w:headerReference w:type="even" r:id="rId19"/>
+      <w:footerReference w:type="even" r:id="rId20"/>
       <w:pgSz w:w="12240" w:h="15840"/>
       <w:pgMar w:top="1134" w:right="1247" w:bottom="1020" w:left="1247" w:header="720" w:footer="720" w:gutter="0"/>
       <w:cols w:space="720"/>
@@ -4207,7 +4295,7 @@
         <w:color w:val="6A7280"/>
         <w:sz w:val="17"/>
       </w:rPr>
-      <w:t xml:space="preserve">FTIR &amp; XRD Analysis Toolkit 3.0.0 — user guide   ·   page </w:t>
+      <w:t xml:space="preserve">FTIR &amp; XRD Analysis Toolkit 3.1.0 — user guide   ·   page </w:t>
     </w:r>
     <w:r>
       <w:rPr>
@@ -4232,6 +4320,56 @@
     </w:r>
   </w:p>
 </w:ftr>
+</file>
+
+<file path=word/footer2.xml><?xml version="1.0" encoding="utf-8"?>
+<w:ftr xmlns:m="http://schemas.openxmlformats.org/officeDocument/2006/math" xmlns:mc="http://schemas.openxmlformats.org/markup-compatibility/2006" xmlns:mo="http://schemas.microsoft.com/office/mac/office/2008/main" xmlns:mv="urn:schemas-microsoft-com:mac:vml" xmlns:o="urn:schemas-microsoft-com:office:office" xmlns:r="http://schemas.openxmlformats.org/officeDocument/2006/relationships" xmlns:v="urn:schemas-microsoft-com:vml" xmlns:w10="urn:schemas-microsoft-com:office:word" xmlns:w14="http://schemas.microsoft.com/office/word/2010/wordml" xmlns:w="http://schemas.openxmlformats.org/wordprocessingml/2006/main" xmlns:wne="http://schemas.microsoft.com/office/word/2006/wordml" xmlns:wp14="http://schemas.microsoft.com/office/word/2010/wordprocessingDrawing" xmlns:wp="http://schemas.openxmlformats.org/drawingml/2006/wordprocessingDrawing" xmlns:wpc="http://schemas.microsoft.com/office/word/2010/wordprocessingCanvas" xmlns:wpg="http://schemas.microsoft.com/office/word/2010/wordprocessingGroup" xmlns:wpi="http://schemas.microsoft.com/office/word/2010/wordprocessingInk" xmlns:wps="http://schemas.microsoft.com/office/word/2010/wordprocessingShape" mc:Ignorable="w14 wp14">
+  <w:p>
+    <w:pPr>
+      <w:pStyle w:val="Footer"/>
+    </w:pPr>
+  </w:p>
+</w:ftr>
+</file>
+
+<file path=word/footer3.xml><?xml version="1.0" encoding="utf-8"?>
+<w:ftr xmlns:m="http://schemas.openxmlformats.org/officeDocument/2006/math" xmlns:mc="http://schemas.openxmlformats.org/markup-compatibility/2006" xmlns:mo="http://schemas.microsoft.com/office/mac/office/2008/main" xmlns:mv="urn:schemas-microsoft-com:mac:vml" xmlns:o="urn:schemas-microsoft-com:office:office" xmlns:r="http://schemas.openxmlformats.org/officeDocument/2006/relationships" xmlns:v="urn:schemas-microsoft-com:vml" xmlns:w10="urn:schemas-microsoft-com:office:word" xmlns:w14="http://schemas.microsoft.com/office/word/2010/wordml" xmlns:w="http://schemas.openxmlformats.org/wordprocessingml/2006/main" xmlns:wne="http://schemas.microsoft.com/office/word/2006/wordml" xmlns:wp14="http://schemas.microsoft.com/office/word/2010/wordprocessingDrawing" xmlns:wp="http://schemas.openxmlformats.org/drawingml/2006/wordprocessingDrawing" xmlns:wpc="http://schemas.microsoft.com/office/word/2010/wordprocessingCanvas" xmlns:wpg="http://schemas.microsoft.com/office/word/2010/wordprocessingGroup" xmlns:wpi="http://schemas.microsoft.com/office/word/2010/wordprocessingInk" xmlns:wps="http://schemas.microsoft.com/office/word/2010/wordprocessingShape" mc:Ignorable="w14 wp14">
+  <w:p>
+    <w:pPr>
+      <w:pStyle w:val="Footer"/>
+    </w:pPr>
+  </w:p>
+</w:ftr>
+</file>
+
+<file path=word/header1.xml><?xml version="1.0" encoding="utf-8"?>
+<w:hdr xmlns:m="http://schemas.openxmlformats.org/officeDocument/2006/math" xmlns:mc="http://schemas.openxmlformats.org/markup-compatibility/2006" xmlns:mo="http://schemas.microsoft.com/office/mac/office/2008/main" xmlns:mv="urn:schemas-microsoft-com:mac:vml" xmlns:o="urn:schemas-microsoft-com:office:office" xmlns:r="http://schemas.openxmlformats.org/officeDocument/2006/relationships" xmlns:v="urn:schemas-microsoft-com:vml" xmlns:w10="urn:schemas-microsoft-com:office:word" xmlns:w14="http://schemas.microsoft.com/office/word/2010/wordml" xmlns:w="http://schemas.openxmlformats.org/wordprocessingml/2006/main" xmlns:wne="http://schemas.microsoft.com/office/word/2006/wordml" xmlns:wp14="http://schemas.microsoft.com/office/word/2010/wordprocessingDrawing" xmlns:wp="http://schemas.openxmlformats.org/drawingml/2006/wordprocessingDrawing" xmlns:wpc="http://schemas.microsoft.com/office/word/2010/wordprocessingCanvas" xmlns:wpg="http://schemas.microsoft.com/office/word/2010/wordprocessingGroup" xmlns:wpi="http://schemas.microsoft.com/office/word/2010/wordprocessingInk" xmlns:wps="http://schemas.microsoft.com/office/word/2010/wordprocessingShape" mc:Ignorable="w14 wp14">
+  <w:p>
+    <w:pPr>
+      <w:pStyle w:val="Header"/>
+    </w:pPr>
+  </w:p>
+</w:hdr>
+</file>
+
+<file path=word/header2.xml><?xml version="1.0" encoding="utf-8"?>
+<w:hdr xmlns:m="http://schemas.openxmlformats.org/officeDocument/2006/math" xmlns:mc="http://schemas.openxmlformats.org/markup-compatibility/2006" xmlns:mo="http://schemas.microsoft.com/office/mac/office/2008/main" xmlns:mv="urn:schemas-microsoft-com:mac:vml" xmlns:o="urn:schemas-microsoft-com:office:office" xmlns:r="http://schemas.openxmlformats.org/officeDocument/2006/relationships" xmlns:v="urn:schemas-microsoft-com:vml" xmlns:w10="urn:schemas-microsoft-com:office:word" xmlns:w14="http://schemas.microsoft.com/office/word/2010/wordml" xmlns:w="http://schemas.openxmlformats.org/wordprocessingml/2006/main" xmlns:wne="http://schemas.microsoft.com/office/word/2006/wordml" xmlns:wp14="http://schemas.microsoft.com/office/word/2010/wordprocessingDrawing" xmlns:wp="http://schemas.openxmlformats.org/drawingml/2006/wordprocessingDrawing" xmlns:wpc="http://schemas.microsoft.com/office/word/2010/wordprocessingCanvas" xmlns:wpg="http://schemas.microsoft.com/office/word/2010/wordprocessingGroup" xmlns:wpi="http://schemas.microsoft.com/office/word/2010/wordprocessingInk" xmlns:wps="http://schemas.microsoft.com/office/word/2010/wordprocessingShape" mc:Ignorable="w14 wp14">
+  <w:p>
+    <w:pPr>
+      <w:pStyle w:val="Header"/>
+    </w:pPr>
+  </w:p>
+</w:hdr>
+</file>
+
+<file path=word/header3.xml><?xml version="1.0" encoding="utf-8"?>
+<w:hdr xmlns:m="http://schemas.openxmlformats.org/officeDocument/2006/math" xmlns:mc="http://schemas.openxmlformats.org/markup-compatibility/2006" xmlns:mo="http://schemas.microsoft.com/office/mac/office/2008/main" xmlns:mv="urn:schemas-microsoft-com:mac:vml" xmlns:o="urn:schemas-microsoft-com:office:office" xmlns:r="http://schemas.openxmlformats.org/officeDocument/2006/relationships" xmlns:v="urn:schemas-microsoft-com:vml" xmlns:w10="urn:schemas-microsoft-com:office:word" xmlns:w14="http://schemas.microsoft.com/office/word/2010/wordml" xmlns:w="http://schemas.openxmlformats.org/wordprocessingml/2006/main" xmlns:wne="http://schemas.microsoft.com/office/word/2006/wordml" xmlns:wp14="http://schemas.microsoft.com/office/word/2010/wordprocessingDrawing" xmlns:wp="http://schemas.openxmlformats.org/drawingml/2006/wordprocessingDrawing" xmlns:wpc="http://schemas.microsoft.com/office/word/2010/wordprocessingCanvas" xmlns:wpg="http://schemas.microsoft.com/office/word/2010/wordprocessingGroup" xmlns:wpi="http://schemas.microsoft.com/office/word/2010/wordprocessingInk" xmlns:wps="http://schemas.microsoft.com/office/word/2010/wordprocessingShape" mc:Ignorable="w14 wp14">
+  <w:p>
+    <w:pPr>
+      <w:pStyle w:val="Header"/>
+    </w:pPr>
+  </w:p>
+</w:hdr>
 </file>
 
 <file path=word/numbering.xml><?xml version="1.0" encoding="utf-8"?>

--- a/FTIR_XRD_Toolkit_User_Guide.docx
+++ b/FTIR_XRD_Toolkit_User_Guide.docx
@@ -1688,7 +1688,7 @@
           <w:color w:val="6A7280"/>
           <w:sz w:val="18"/>
         </w:rPr>
-        <w:t>Figure 1. An FTIR spectrum with detected peaks, database matches and the reference bands of the selected match.</w:t>
+        <w:t>Figure 1. An FTIR spectrum with detected peaks, database matches and the reference bands of the selected match (the spectrum here is simulated from the database's PVA bands, so the match is ideal).</w:t>
       </w:r>
     </w:p>
     <w:tbl>
